--- a/3.初稿/初稿v1.docx
+++ b/3.初稿/初稿v1.docx
@@ -209,16 +209,10 @@
     <w:p>
       <w:pPr>
         <w:widowControl/>
-        <w:rPr>
-          <w:rFonts w:hint="eastAsia"/>
-        </w:rPr>
-      </w:pPr>
-    </w:p>
-    <w:p>
-      <w:pPr>
-        <w:rPr>
-          <w:rFonts w:hint="eastAsia"/>
-        </w:rPr>
+      </w:pPr>
+    </w:p>
+    <w:p>
+      <w:pPr>
         <w:sectPr>
           <w:headerReference w:type="even" r:id="rId8"/>
           <w:headerReference w:type="default" r:id="rId9"/>
@@ -323,7 +317,19 @@
         <w:rPr>
           <w:rFonts w:hint="eastAsia"/>
         </w:rPr>
-        <w:t>另一方面，患者就医体验也受到流程复杂性的直接影响。排队时间长、流程不透明、重复操作频繁，这些问题在高峰时段尤为突出。已有研究指出，分时段预约能够显著降低候诊时间，但在实际运行中，由于缺乏有效的数据支撑与动态调度机制，其效果并不稳定</w:t>
+        <w:t>另一方面，患者就医体验也受到流程复杂性的直接影响。排队时间长、流程不透明、重复操作频繁，这些问题在高峰时段尤为突出。已有研究指出</w:t>
+      </w:r>
+      <w:r>
+        <w:rPr>
+          <w:rFonts w:hint="eastAsia"/>
+        </w:rPr>
+        <w:t>【什么研究】</w:t>
+      </w:r>
+      <w:r>
+        <w:rPr>
+          <w:rFonts w:hint="eastAsia"/>
+        </w:rPr>
+        <w:t>，分时段预约能够显著降低候诊时间，但在实际运行中，由于缺乏有效的数据支撑与动态调度机制，其效果并不稳定</w:t>
       </w:r>
       <w:r>
         <w:t xml:space="preserve"> </w:t>
@@ -357,7 +363,19 @@
         <w:rPr>
           <w:rFonts w:hint="eastAsia"/>
         </w:rPr>
-        <w:t>基于上述背景，可以发现一个比较现实的问题：门诊系统并不缺“功能”，真正缺的是“协同”和“预测”。如果能够在现有预约挂号与电子病历基础上，引入时间序列分析方法，对门诊量进行提前预判，并进一步指导排班与资源配置，那么系统的价值将不再局限于流程优化，而是能够参与到医院的运营决策之中。</w:t>
+        <w:t>基于上述背景，可以发现一个比较现实的问题</w:t>
+      </w:r>
+      <w:r>
+        <w:rPr>
+          <w:rFonts w:hint="eastAsia"/>
+        </w:rPr>
+        <w:t>【口语化表达】</w:t>
+      </w:r>
+      <w:r>
+        <w:rPr>
+          <w:rFonts w:hint="eastAsia"/>
+        </w:rPr>
+        <w:t>：门诊系统并不缺“功能”，真正缺的是“协同”和“预测”。如果能够在现有预约挂号与电子病历基础上，引入时间序列分析方法，对门诊量进行提前预判，并进一步指导排班与资源配置，那么系统的价值将不再局限于流程优化，而是能够参与到医院的运营决策之中。</w:t>
       </w:r>
     </w:p>
     <w:p>
@@ -397,18 +415,24 @@
         <w:rPr>
           <w:rFonts w:hint="eastAsia"/>
         </w:rPr>
-        <w:t>从患者体验出发，信息化手段带来的改变更为直观。在线预约、分时就诊以及提醒机制，使患者能够提前规划就诊时间，避免无效等待。相比传统模式，这种方式减少了就医过程中的不确定性，在一定程度上改善了整体就诊体验。</w:t>
-      </w:r>
-    </w:p>
-    <w:p>
-      <w:pPr>
-        <w:ind w:firstLine="420"/>
-      </w:pPr>
+        <w:t>从患者体验出发，信息化手段带来的改变更为直观。在线预约、分时就诊以及提醒机制，使患者能够提前规划就诊时间，避免无效等待。相比传统模式，这种方式减少了就医</w:t>
+      </w:r>
       <w:r>
         <w:rPr>
           <w:rFonts w:hint="eastAsia"/>
         </w:rPr>
         <w:lastRenderedPageBreak/>
+        <w:t>过程中的不确定性，在一定程度上改善了整体就诊体验。</w:t>
+      </w:r>
+    </w:p>
+    <w:p>
+      <w:pPr>
+        <w:ind w:firstLine="420"/>
+      </w:pPr>
+      <w:r>
+        <w:rPr>
+          <w:rFonts w:hint="eastAsia"/>
+        </w:rPr>
         <w:t>再从管理与决策层面来看，引入数据分析方法具有更深层的意义。通过对历史门诊数据进行建模，例如采用</w:t>
       </w:r>
       <w:r>
@@ -506,25 +530,31 @@
         <w:rPr>
           <w:rFonts w:hint="eastAsia"/>
         </w:rPr>
-        <w:t>在数据分析方面，国外研究也走在前列。一些研究尝试将时间序列模型与外部因素（如气候、节假日）结合，对门诊量进行预测，并取得较高精度。这类方法不仅用于趋势分析，还进一步应用于资源调度与排班优化中，使系统具备一定的决策支持能力。</w:t>
-      </w:r>
-    </w:p>
-    <w:p>
-      <w:pPr>
-        <w:ind w:firstLine="420"/>
-      </w:pPr>
-      <w:r>
-        <w:rPr>
-          <w:rFonts w:hint="eastAsia"/>
-        </w:rPr>
-        <w:t>将国内外研究进行对比可以发现，两者的关注重点存在差异：国外更强调系统集成与智能分析，而国内则侧重于业务流程优化与系统建设本身。尤其是在数据驱动决策方面，</w:t>
-      </w:r>
+        <w:t>在数据分析方面，国外研究也走在前列。一些研究</w:t>
+      </w:r>
+      <w:r>
+        <w:rPr>
+          <w:rFonts w:hint="eastAsia"/>
+        </w:rPr>
+        <w:t>【什么研究】</w:t>
+      </w:r>
+      <w:r>
+        <w:rPr>
+          <w:rFonts w:hint="eastAsia"/>
+        </w:rPr>
+        <w:t>尝试将时间序列模型与外部因素（如气候、节假日）结合，对门诊量进行预测，并取得较高精度。这类方法不仅用于趋势分析，还进一步应用于资源调度与排班优化中，使系统具备一定的决策支持能力。</w:t>
+      </w:r>
+    </w:p>
+    <w:p>
+      <w:pPr>
+        <w:ind w:firstLine="420"/>
+      </w:pPr>
       <w:r>
         <w:rPr>
           <w:rFonts w:hint="eastAsia"/>
         </w:rPr>
         <w:lastRenderedPageBreak/>
-        <w:t>国内相关研究仍有较大提升空间。基于这一现状，本文尝试在系统设计中引入时间序列预测方法，以弥补传统门诊系统在智能化方面的不足。</w:t>
+        <w:t>将国内外研究进行对比可以发现，两者的关注重点存在差异：国外更强调系统集成与智能分析，而国内则侧重于业务流程优化与系统建设本身。尤其是在数据驱动决策方面，国内相关研究仍有较大提升空间。基于这一现状，本文尝试在系统设计中引入时间序列预测方法，以弥补传统门诊系统在智能化方面的不足。</w:t>
       </w:r>
     </w:p>
     <w:p>
@@ -701,6 +731,7 @@
         <w:rPr>
           <w:rFonts w:ascii="Times New Roman" w:hAnsi="Times New Roman"/>
         </w:rPr>
+        <w:lastRenderedPageBreak/>
         <w:t>技术路线</w:t>
       </w:r>
     </w:p>
@@ -723,7 +754,6 @@
         <w:rPr>
           <w:rFonts w:hint="eastAsia"/>
         </w:rPr>
-        <w:lastRenderedPageBreak/>
         <w:t>首先，通过文献调研与需求分析，明确系统的功能范围与设计目标。在此基础上完成总体架构设计，并确定各模块的划分方式。</w:t>
       </w:r>
     </w:p>
@@ -1105,14 +1135,14 @@
         <w:rPr>
           <w:rFonts w:hint="eastAsia"/>
         </w:rPr>
-        <w:t>（影像系统）等生态。智慧医院概念应运而生：许多医院在年度规划中提出建设智慧服务和智能管理平台，提高资源利用率、优化患者体验。比如，一些大型三级医院已实现挂号预约、电子病历、检验报告在线查询等功能，但由于地域、资金、人才等限制，不同</w:t>
+        <w:t>（影像系统）等生态。智慧医院概念应运而生：许多医院在年度规划中提出建设智慧</w:t>
       </w:r>
       <w:r>
         <w:rPr>
           <w:rFonts w:hint="eastAsia"/>
         </w:rPr>
         <w:lastRenderedPageBreak/>
-        <w:t>地区医院的信息化水平差异仍大。总体来说，我国医疗信息化发展经历了政策引导和技术迭代两个阶段，从早期的“上医下达”模式到现在逐步向区域卫生一体化、互联网医疗和智慧医院迈进，数字化医疗环境初见雏形。</w:t>
+        <w:t>服务和智能管理平台，提高资源利用率、优化患者体验。比如，一些大型三级医院已实现挂号预约、电子病历、检验报告在线查询等功能，但由于地域、资金、人才等限制，不同地区医院的信息化水平差异仍大。总体来说，我国医疗信息化发展经历了政策引导和技术迭代两个阶段，从早期的“上医下达”模式到现在逐步向区域卫生一体化、互联网医疗和智慧医院迈进，数字化医疗环境初见雏形。</w:t>
       </w:r>
     </w:p>
     <w:p>
@@ -1326,7 +1356,14 @@
         <w:rPr>
           <w:rFonts w:hint="eastAsia"/>
         </w:rPr>
-        <w:t>系统让医生能够快速录入和查询患者信息，显著缩短了病历书写时间，使医生能将更多精力集中在诊疗上；同时智能化规则可以减少用药、检查的差错。优缺点：</w:t>
+        <w:t>系统让医生能够快速录入和查询患者信息，显著缩短了病历书写时间，使医生能将更多精力集中在诊疗上；同时</w:t>
+      </w:r>
+      <w:r>
+        <w:rPr>
+          <w:rFonts w:hint="eastAsia"/>
+        </w:rPr>
+        <w:lastRenderedPageBreak/>
+        <w:t>智能化规则可以减少用药、检查的差错。优缺点：</w:t>
       </w:r>
       <w:r>
         <w:rPr>
@@ -1338,14 +1375,7 @@
         <w:rPr>
           <w:rFonts w:hint="eastAsia"/>
         </w:rPr>
-        <w:t>优点在于数据安全性和可追溯性高，对病历质量监管和统计分析提供基础；缺点是对医生来说初期上手有难度、录入时间</w:t>
-      </w:r>
-      <w:r>
-        <w:rPr>
-          <w:rFonts w:hint="eastAsia"/>
-        </w:rPr>
-        <w:lastRenderedPageBreak/>
-        <w:t>增加（</w:t>
+        <w:t>优点在于数据安全性和可追溯性高，对病历质量监管和统计分析提供基础；缺点是对医生来说初期上手有难度、录入时间增加（</w:t>
       </w:r>
       <w:r>
         <w:rPr>
@@ -1889,7 +1919,14 @@
         <w:rPr>
           <w:rFonts w:hint="eastAsia"/>
         </w:rPr>
-        <w:t>的掌控。开发者可以通过</w:t>
+        <w:t>的掌控。</w:t>
+      </w:r>
+      <w:r>
+        <w:rPr>
+          <w:rFonts w:hint="eastAsia"/>
+        </w:rPr>
+        <w:lastRenderedPageBreak/>
+        <w:t>开发者可以通过</w:t>
       </w:r>
       <w:r>
         <w:rPr>
@@ -1955,7 +1992,6 @@
         <w:rPr>
           <w:rFonts w:hint="eastAsia"/>
         </w:rPr>
-        <w:lastRenderedPageBreak/>
         <w:t>SQL</w:t>
       </w:r>
       <w:r>
@@ -2589,7 +2625,11 @@
         <w:t xml:space="preserve"> JSON </w:t>
       </w:r>
       <w:r>
-        <w:t>的轻量级身份令牌，服务器在用户登录成功后生成令牌并返回给客户端，客户端在后续请求中携带该令牌即可完成身份验证，而无需服务器端维护传统的</w:t>
+        <w:t>的轻量级身份令牌，服务器在用户登录成功后生成令牌并返回给客户端，客户端在后续请求中携带该令牌即可完成身份验证，而无需</w:t>
+      </w:r>
+      <w:r>
+        <w:lastRenderedPageBreak/>
+        <w:t>服务器端维护传统的</w:t>
       </w:r>
       <w:r>
         <w:t xml:space="preserve"> Session </w:t>
@@ -2612,11 +2652,7 @@
         <w:t xml:space="preserve"> Access Token + Refresh Token </w:t>
       </w:r>
       <w:r>
-        <w:t>的</w:t>
-      </w:r>
-      <w:r>
-        <w:lastRenderedPageBreak/>
-        <w:t>双令牌认证机制。其中：</w:t>
+        <w:t>的双令牌认证机制。其中：</w:t>
       </w:r>
     </w:p>
     <w:p>
@@ -16304,6 +16340,12 @@
           <w:rFonts w:hint="eastAsia"/>
         </w:rPr>
         <w:t>基于时间序列预测的智能排班推荐模块</w:t>
+      </w:r>
+      <w:r>
+        <w:rPr>
+          <w:rFonts w:hint="eastAsia"/>
+        </w:rPr>
+        <w:t>【太少】</w:t>
       </w:r>
     </w:p>
     <w:p>
